--- a/docs/03_系统设计/系统设计文档.docx
+++ b/docs/03_系统设计/系统设计文档.docx
@@ -276,7 +276,7 @@
           <w:bCs/>
           <w:szCs w:val="21"/>
         </w:rPr>
-        <w:t>数据库使用 SQLite（Python 标准库 sqlite3），文件路径 data/chatbot.sqlite3。启用 WAL 模式和外键约束。包含两张表：</w:t>
+        <w:t xml:space="preserve">数据库使用 SQLite（Python 标准库 sqlite3），文件路径 ~/.local/share/nook/chatbot.sqlite3（Linux）或 %APPDATA%/Nook/chatbot.sqlite3（Windows）。启用 WAL 模式和外键约束。包含两张表：</w:t>
       </w:r>
     </w:p>
     <w:tbl>
@@ -1757,11 +1757,14 @@
           <w:sz w:val="21"/>
           <w:szCs w:val="21"/>
         </w:rPr>
-        <w:t>main.py：FastAPI 应用入口，注册路由和 CORS 中间件，启动时初始</w:t>
-      </w:r>
-      <w:bookmarkStart w:id="0" w:name="_GoBack"/>
+        <w:t xml:space="preserve">main.py：FastAPI 应用入口，注册路由和 CORS 中间件，启动时初始化数据库。包含敏感词过滤中间件：拦截 POST 请求中的 message 字段与 sensitive.txt 词列表比对，命中返回 400。</w:t>
+      </w:r>
+      <w:bookmarkStart w:name="_GoBack" w:id="0"/>
       <w:bookmarkEnd w:id="0"/>
-      <w:r>
+    </w:p>
+    <w:p>
+      <w:pPr>
+        <w:spacing w:line="360" w:lineRule="auto"/>
         <w:rPr>
           <w:rFonts w:hint="eastAsia"/>
           <w:b w:val="0"/>
@@ -1769,12 +1772,8 @@
           <w:sz w:val="21"/>
           <w:szCs w:val="21"/>
         </w:rPr>
-        <w:t>化数据库。</w:t>
-      </w:r>
-    </w:p>
-    <w:p>
-      <w:pPr>
-        <w:spacing w:line="360" w:lineRule="auto"/>
+      </w:pPr>
+      <w:r>
         <w:rPr>
           <w:rFonts w:hint="eastAsia"/>
           <w:b w:val="0"/>
@@ -1782,8 +1781,12 @@
           <w:sz w:val="21"/>
           <w:szCs w:val="21"/>
         </w:rPr>
-      </w:pPr>
-      <w:r>
+        <w:t>routers/health.py：健康检查接口 GET /health。</w:t>
+      </w:r>
+    </w:p>
+    <w:p>
+      <w:pPr>
+        <w:spacing w:line="360" w:lineRule="auto"/>
         <w:rPr>
           <w:rFonts w:hint="eastAsia"/>
           <w:b w:val="0"/>
@@ -1791,12 +1794,8 @@
           <w:sz w:val="21"/>
           <w:szCs w:val="21"/>
         </w:rPr>
-        <w:t>routers/health.py：健康检查接口 GET /health。</w:t>
-      </w:r>
-    </w:p>
-    <w:p>
-      <w:pPr>
-        <w:spacing w:line="360" w:lineRule="auto"/>
+      </w:pPr>
+      <w:r>
         <w:rPr>
           <w:rFonts w:hint="eastAsia"/>
           <w:b w:val="0"/>
@@ -1804,8 +1803,12 @@
           <w:sz w:val="21"/>
           <w:szCs w:val="21"/>
         </w:rPr>
-      </w:pPr>
-      <w:r>
+        <w:t xml:space="preserve">routers/models.py：模型列表接口 GET /api/models + 模型下载接口 POST /api/models/pull</w:t>
+      </w:r>
+    </w:p>
+    <w:p>
+      <w:pPr>
+        <w:spacing w:line="360" w:lineRule="auto"/>
         <w:rPr>
           <w:rFonts w:hint="eastAsia"/>
           <w:b w:val="0"/>
@@ -1813,12 +1816,8 @@
           <w:sz w:val="21"/>
           <w:szCs w:val="21"/>
         </w:rPr>
-        <w:t>routers/models.py：模型列表接口 GET /api/models，调用 Ollama 获取本地可用模型。</w:t>
-      </w:r>
-    </w:p>
-    <w:p>
-      <w:pPr>
-        <w:spacing w:line="360" w:lineRule="auto"/>
+      </w:pPr>
+      <w:r>
         <w:rPr>
           <w:rFonts w:hint="eastAsia"/>
           <w:b w:val="0"/>
@@ -1826,8 +1825,12 @@
           <w:sz w:val="21"/>
           <w:szCs w:val="21"/>
         </w:rPr>
-      </w:pPr>
-      <w:r>
+        <w:t>routers/conversations.py：会话管理接口（创建、查询、删除、清空消息、修改标题、搜索）。</w:t>
+      </w:r>
+    </w:p>
+    <w:p>
+      <w:pPr>
+        <w:spacing w:line="360" w:lineRule="auto"/>
         <w:rPr>
           <w:rFonts w:hint="eastAsia"/>
           <w:b w:val="0"/>
@@ -1835,12 +1838,8 @@
           <w:sz w:val="21"/>
           <w:szCs w:val="21"/>
         </w:rPr>
-        <w:t>routers/conversations.py：会话管理接口（创建、查询、删除、清空消息、修改标题、搜索）。</w:t>
-      </w:r>
-    </w:p>
-    <w:p>
-      <w:pPr>
-        <w:spacing w:line="360" w:lineRule="auto"/>
+      </w:pPr>
+      <w:r>
         <w:rPr>
           <w:rFonts w:hint="eastAsia"/>
           <w:b w:val="0"/>
@@ -1848,8 +1847,12 @@
           <w:sz w:val="21"/>
           <w:szCs w:val="21"/>
         </w:rPr>
-      </w:pPr>
-      <w:r>
+        <w:t>routers/chat.py：流式聊天接口 POST /api/chat/stream，使用 SSE 返回逐 token 响应。</w:t>
+      </w:r>
+    </w:p>
+    <w:p>
+      <w:pPr>
+        <w:spacing w:line="360" w:lineRule="auto"/>
         <w:rPr>
           <w:rFonts w:hint="eastAsia"/>
           <w:b w:val="0"/>
@@ -1857,12 +1860,8 @@
           <w:sz w:val="21"/>
           <w:szCs w:val="21"/>
         </w:rPr>
-        <w:t>routers/chat.py：流式聊天接口 POST /api/chat/stream，使用 SSE 返回逐 token 响应。</w:t>
-      </w:r>
-    </w:p>
-    <w:p>
-      <w:pPr>
-        <w:spacing w:line="360" w:lineRule="auto"/>
+      </w:pPr>
+      <w:r>
         <w:rPr>
           <w:rFonts w:hint="eastAsia"/>
           <w:b w:val="0"/>
@@ -1870,8 +1869,12 @@
           <w:sz w:val="21"/>
           <w:szCs w:val="21"/>
         </w:rPr>
-      </w:pPr>
-      <w:r>
+        <w:t>db.py：SQLite 数据库操作层，使用原始 SQL（无 ORM），提供会话和消息的 CRUD 函数。</w:t>
+      </w:r>
+    </w:p>
+    <w:p>
+      <w:pPr>
+        <w:spacing w:line="360" w:lineRule="auto"/>
         <w:rPr>
           <w:rFonts w:hint="eastAsia"/>
           <w:b w:val="0"/>
@@ -1879,12 +1882,8 @@
           <w:sz w:val="21"/>
           <w:szCs w:val="21"/>
         </w:rPr>
-        <w:t>db.py：SQLite 数据库操作层，使用原始 SQL（无 ORM），提供会话和消息的 CRUD 函数。</w:t>
-      </w:r>
-    </w:p>
-    <w:p>
-      <w:pPr>
-        <w:spacing w:line="360" w:lineRule="auto"/>
+      </w:pPr>
+      <w:r>
         <w:rPr>
           <w:rFonts w:hint="eastAsia"/>
           <w:b w:val="0"/>
@@ -1892,8 +1891,12 @@
           <w:sz w:val="21"/>
           <w:szCs w:val="21"/>
         </w:rPr>
-      </w:pPr>
-      <w:r>
+        <w:t xml:space="preserve">llm.py：Ollama 模型调用层，提供流式推理（stream_ollama）、模型拉取（pull_ollama_model）、系统提示词组装（build_system_prompt）、消息列表构建（build_messages，取最近 20 条历史）。</w:t>
+      </w:r>
+    </w:p>
+    <w:p>
+      <w:pPr>
+        <w:spacing w:line="360" w:lineRule="auto"/>
         <w:rPr>
           <w:rFonts w:hint="eastAsia"/>
           <w:b w:val="0"/>
@@ -1901,12 +1904,8 @@
           <w:sz w:val="21"/>
           <w:szCs w:val="21"/>
         </w:rPr>
-        <w:t>llm.py：Ollama 模型调用层，提供流式推理（stream_ollama）、系统提示词组装（build_system_prompt）、消息列表构建（build_messages，取最近 20 条历史）。</w:t>
-      </w:r>
-    </w:p>
-    <w:p>
-      <w:pPr>
-        <w:spacing w:line="360" w:lineRule="auto"/>
+      </w:pPr>
+      <w:r>
         <w:rPr>
           <w:rFonts w:hint="eastAsia"/>
           <w:b w:val="0"/>
@@ -1914,8 +1913,12 @@
           <w:sz w:val="21"/>
           <w:szCs w:val="21"/>
         </w:rPr>
-      </w:pPr>
-      <w:r>
+        <w:t>schemas.py：Pydantic 数据模型，定义请求/响应结构（ChatRequest、ConversationInfo、ModelInfo、SSEChatData 等）。</w:t>
+      </w:r>
+    </w:p>
+    <w:p>
+      <w:pPr>
+        <w:spacing w:line="360" w:lineRule="auto"/>
         <w:rPr>
           <w:rFonts w:hint="eastAsia"/>
           <w:b w:val="0"/>
@@ -1923,12 +1926,8 @@
           <w:sz w:val="21"/>
           <w:szCs w:val="21"/>
         </w:rPr>
-        <w:t>schemas.py：Pydantic 数据模型，定义请求/响应结构（ChatRequest、ConversationInfo、ModelInfo、SSEChatData 等）。</w:t>
-      </w:r>
-    </w:p>
-    <w:p>
-      <w:pPr>
-        <w:spacing w:line="360" w:lineRule="auto"/>
+      </w:pPr>
+      <w:r>
         <w:rPr>
           <w:rFonts w:hint="eastAsia"/>
           <w:b w:val="0"/>
@@ -1936,8 +1935,12 @@
           <w:sz w:val="21"/>
           <w:szCs w:val="21"/>
         </w:rPr>
-      </w:pPr>
-      <w:r>
+        <w:t xml:space="preserve">config.py：全局配置，支持环境变量覆盖（NOOK_MODEL 模型名、NOOK_OLLAMA_HOST 地址、NOOK_HOST 监听地址、NOOK_PORT 监听端口 11451），区分应用资源目录（只读）和数据目录 ~/.local/share/nook（可写），兼容 PyInstaller 打包环境。</w:t>
+      </w:r>
+    </w:p>
+    <w:p>
+      <w:pPr>
+        <w:spacing w:line="360" w:lineRule="auto"/>
         <w:rPr>
           <w:rFonts w:hint="eastAsia"/>
           <w:b w:val="0"/>
@@ -1945,12 +1948,8 @@
           <w:sz w:val="21"/>
           <w:szCs w:val="21"/>
         </w:rPr>
-        <w:t>config.py：全局配置（默认模型名 qwen2.5:1.5b）。</w:t>
-      </w:r>
-    </w:p>
-    <w:p>
-      <w:pPr>
-        <w:spacing w:line="360" w:lineRule="auto"/>
+      </w:pPr>
+      <w:r>
         <w:rPr>
           <w:rFonts w:hint="eastAsia"/>
           <w:b w:val="0"/>
@@ -1958,8 +1957,12 @@
           <w:sz w:val="21"/>
           <w:szCs w:val="21"/>
         </w:rPr>
-      </w:pPr>
-      <w:r>
+        <w:t>2、前端架构（Electron + React + TypeScript）</w:t>
+      </w:r>
+    </w:p>
+    <w:p>
+      <w:pPr>
+        <w:spacing w:line="360" w:lineRule="auto"/>
         <w:rPr>
           <w:rFonts w:hint="eastAsia"/>
           <w:b w:val="0"/>
@@ -1967,12 +1970,8 @@
           <w:sz w:val="21"/>
           <w:szCs w:val="21"/>
         </w:rPr>
-        <w:t>2、前端架构（Electron + React + TypeScript）</w:t>
-      </w:r>
-    </w:p>
-    <w:p>
-      <w:pPr>
-        <w:spacing w:line="360" w:lineRule="auto"/>
+      </w:pPr>
+      <w:r>
         <w:rPr>
           <w:rFonts w:hint="eastAsia"/>
           <w:b w:val="0"/>
@@ -1980,8 +1979,12 @@
           <w:sz w:val="21"/>
           <w:szCs w:val="21"/>
         </w:rPr>
-      </w:pPr>
-      <w:r>
+        <w:t>electron/main.ts：Electron 主进程，创建 BrowserWindow（1200x800），加载渲染进程。</w:t>
+      </w:r>
+    </w:p>
+    <w:p>
+      <w:pPr>
+        <w:spacing w:line="360" w:lineRule="auto"/>
         <w:rPr>
           <w:rFonts w:hint="eastAsia"/>
           <w:b w:val="0"/>
@@ -1989,12 +1992,8 @@
           <w:sz w:val="21"/>
           <w:szCs w:val="21"/>
         </w:rPr>
-        <w:t>electron/main.ts：Electron 主进程，创建 BrowserWindow（1200x800），加载渲染进程。</w:t>
-      </w:r>
-    </w:p>
-    <w:p>
-      <w:pPr>
-        <w:spacing w:line="360" w:lineRule="auto"/>
+      </w:pPr>
+      <w:r>
         <w:rPr>
           <w:rFonts w:hint="eastAsia"/>
           <w:b w:val="0"/>
@@ -2002,8 +2001,12 @@
           <w:sz w:val="21"/>
           <w:szCs w:val="21"/>
         </w:rPr>
-      </w:pPr>
-      <w:r>
+        <w:t>electron/preload.ts：预加载脚本，通过 contextBridge 暴露 IPC 接口。</w:t>
+      </w:r>
+    </w:p>
+    <w:p>
+      <w:pPr>
+        <w:spacing w:line="360" w:lineRule="auto"/>
         <w:rPr>
           <w:rFonts w:hint="eastAsia"/>
           <w:b w:val="0"/>
@@ -2011,12 +2014,8 @@
           <w:sz w:val="21"/>
           <w:szCs w:val="21"/>
         </w:rPr>
-        <w:t>electron/preload.ts：预加载脚本，通过 contextBridge 暴露 IPC 接口。</w:t>
-      </w:r>
-    </w:p>
-    <w:p>
-      <w:pPr>
-        <w:spacing w:line="360" w:lineRule="auto"/>
+      </w:pPr>
+      <w:r>
         <w:rPr>
           <w:rFonts w:hint="eastAsia"/>
           <w:b w:val="0"/>
@@ -2024,8 +2023,12 @@
           <w:sz w:val="21"/>
           <w:szCs w:val="21"/>
         </w:rPr>
-      </w:pPr>
-      <w:r>
+        <w:t>App.tsx：主布局组件，组合侧边栏、聊天区、输入框，管理主题切换。</w:t>
+      </w:r>
+    </w:p>
+    <w:p>
+      <w:pPr>
+        <w:spacing w:line="360" w:lineRule="auto"/>
         <w:rPr>
           <w:rFonts w:hint="eastAsia"/>
           <w:b w:val="0"/>
@@ -2033,12 +2036,8 @@
           <w:sz w:val="21"/>
           <w:szCs w:val="21"/>
         </w:rPr>
-        <w:t>App.tsx：主布局组件，组合侧边栏、聊天区、输入框，管理主题切换。</w:t>
-      </w:r>
-    </w:p>
-    <w:p>
-      <w:pPr>
-        <w:spacing w:line="360" w:lineRule="auto"/>
+      </w:pPr>
+      <w:r>
         <w:rPr>
           <w:rFonts w:hint="eastAsia"/>
           <w:b w:val="0"/>
@@ -2046,41 +2045,46 @@
           <w:sz w:val="21"/>
           <w:szCs w:val="21"/>
         </w:rPr>
-      </w:pPr>
-      <w:r>
-        <w:rPr>
-          <w:rFonts w:hint="eastAsia"/>
+        <w:t>hooks/useStreamChat.ts：SSE 流式消费者，使用 fetch + ReadableStream 消费流式响应，支持 AbortController 中断生成。</w:t>
+      </w:r>
+    </w:p>
+    <w:p>
+      <w:pPr>
+        <w:spacing w:line="360" w:lineRule="auto"/>
+        <w:jc w:val="both"/>
+        <w:rPr>
           <w:b w:val="0"/>
           <w:bCs w:val="0"/>
           <w:sz w:val="21"/>
           <w:szCs w:val="21"/>
         </w:rPr>
-        <w:t>hooks/useStreamChat.ts：SSE 流式消费者，使用 fetch + ReadableStream 消费流式响应，支持 AbortController 中断生成。</w:t>
-      </w:r>
-    </w:p>
-    <w:p>
-      <w:pPr>
-        <w:spacing w:line="360" w:lineRule="auto"/>
-        <w:jc w:val="both"/>
+      </w:pPr>
+      <w:r>
         <w:rPr>
           <w:b w:val="0"/>
           <w:bCs w:val="0"/>
           <w:sz w:val="21"/>
           <w:szCs w:val="21"/>
         </w:rPr>
-      </w:pPr>
-      <w:r>
-        <w:rPr>
-          <w:b w:val="0"/>
-          <w:bCs w:val="0"/>
-          <w:sz w:val="21"/>
-          <w:szCs w:val="21"/>
-        </w:rPr>
         <w:t>stores/：Zustand 状态管理（chatStore 管理消息列表和流式状态，conversationStore 管理会话列表和消息缓存，settingsStore 管理后端地址和模型配置）。</w:t>
       </w:r>
     </w:p>
+    <w:p>
+      <w:pPr/>
+      <w:r>
+        <w:rPr/>
+        <w:t xml:space="preserve">components/ModelSelector.tsx：模型选择器（模型列表下拉 + 下载新模型，下载完成后刷新）。</w:t>
+      </w:r>
+    </w:p>
+    <w:p>
+      <w:pPr/>
+      <w:r>
+        <w:rPr/>
+        <w:t xml:space="preserve">components/Search.tsx：搜索面板（标题/全量搜索，防抖+毛玻璃背景，Radio 切换模式）。</w:t>
+      </w:r>
+    </w:p>
     <w:sectPr>
-      <w:headerReference r:id="rId3" w:type="default"/>
+      <w:headerReference w:type="default" r:id="rId3"/>
       <w:pgSz w:w="11906" w:h="16838"/>
       <w:pgMar w:top="1440" w:right="1800" w:bottom="1440" w:left="1800" w:header="851" w:footer="0" w:gutter="0"/>
       <w:pgNumType w:fmt="decimal"/>
@@ -2093,7 +2097,7 @@
 </file>
 
 <file path=word/header1.xml><?xml version="1.0" encoding="utf-8"?>
-<w:hdr xmlns:wpc="http://schemas.microsoft.com/office/word/2010/wordprocessingCanvas" xmlns:mc="http://schemas.openxmlformats.org/markup-compatibility/2006" xmlns:o="urn:schemas-microsoft-com:office:office" xmlns:r="http://schemas.openxmlformats.org/officeDocument/2006/relationships" xmlns:m="http://schemas.openxmlformats.org/officeDocument/2006/math" xmlns:v="urn:schemas-microsoft-com:vml" xmlns:wp14="http://schemas.microsoft.com/office/word/2010/wordprocessingDrawing" xmlns:wp="http://schemas.openxmlformats.org/drawingml/2006/wordprocessingDrawing" xmlns:w10="urn:schemas-microsoft-com:office:word" xmlns:w="http://schemas.openxmlformats.org/wordprocessingml/2006/main" xmlns:w14="http://schemas.microsoft.com/office/word/2010/wordml" xmlns:w15="http://schemas.microsoft.com/office/word/2012/wordml" xmlns:wpg="http://schemas.microsoft.com/office/word/2010/wordprocessingGroup" xmlns:wpi="http://schemas.microsoft.com/office/word/2010/wordprocessingInk" xmlns:wne="http://schemas.microsoft.com/office/word/2006/wordml" xmlns:wps="http://schemas.microsoft.com/office/word/2010/wordprocessingShape" xmlns:wpsCustomData="http://www.wps.cn/officeDocument/2013/wpsCustomData" mc:Ignorable="w14 w15 wp14">
+<w:hdr xmlns:a="http://schemas.openxmlformats.org/drawingml/2006/main" xmlns:pic="http://schemas.openxmlformats.org/drawingml/2006/picture" xmlns:wpc="http://schemas.microsoft.com/office/word/2010/wordprocessingCanvas" xmlns:mc="http://schemas.openxmlformats.org/markup-compatibility/2006" xmlns:o="urn:schemas-microsoft-com:office:office" xmlns:r="http://schemas.openxmlformats.org/officeDocument/2006/relationships" xmlns:m="http://schemas.openxmlformats.org/officeDocument/2006/math" xmlns:v="urn:schemas-microsoft-com:vml" xmlns:wp14="http://schemas.microsoft.com/office/word/2010/wordprocessingDrawing" xmlns:wp="http://schemas.openxmlformats.org/drawingml/2006/wordprocessingDrawing" xmlns:w10="urn:schemas-microsoft-com:office:word" xmlns:w="http://schemas.openxmlformats.org/wordprocessingml/2006/main" xmlns:w14="http://schemas.microsoft.com/office/word/2010/wordml" xmlns:w15="http://schemas.microsoft.com/office/word/2012/wordml" xmlns:wpg="http://schemas.microsoft.com/office/word/2010/wordprocessingGroup" xmlns:wpi="http://schemas.microsoft.com/office/word/2010/wordprocessingInk" xmlns:wne="http://schemas.microsoft.com/office/word/2006/wordml" xmlns:wps="http://schemas.microsoft.com/office/word/2010/wordprocessingShape" xmlns:wpsCustomData="http://www.wps.cn/officeDocument/2013/wpsCustomData" mc:Ignorable="w14 w15 wp14">
   <w:p>
     <w:pPr>
       <w:pStyle w:val="9"/>
@@ -2328,258 +2332,258 @@
     </w:rPrDefault>
     <w:pPrDefault/>
   </w:docDefaults>
-  <w:latentStyles w:count="260" w:defQFormat="0" w:defUnhideWhenUsed="1" w:defSemiHidden="1" w:defUIPriority="99" w:defLockedState="0">
-    <w:lsdException w:qFormat="1" w:unhideWhenUsed="0" w:uiPriority="0" w:semiHidden="0" w:name="Normal"/>
-    <w:lsdException w:qFormat="1" w:unhideWhenUsed="0" w:uiPriority="0" w:semiHidden="0" w:name="heading 1"/>
-    <w:lsdException w:qFormat="1" w:unhideWhenUsed="0" w:uiPriority="0" w:semiHidden="0" w:name="heading 2"/>
-    <w:lsdException w:qFormat="1" w:uiPriority="0" w:name="heading 3"/>
-    <w:lsdException w:qFormat="1" w:uiPriority="0" w:name="heading 4"/>
-    <w:lsdException w:qFormat="1" w:uiPriority="0" w:name="heading 5"/>
-    <w:lsdException w:qFormat="1" w:uiPriority="0" w:name="heading 6"/>
-    <w:lsdException w:qFormat="1" w:uiPriority="0" w:name="heading 7"/>
-    <w:lsdException w:qFormat="1" w:uiPriority="0" w:name="heading 8"/>
-    <w:lsdException w:qFormat="1" w:uiPriority="0" w:name="heading 9"/>
-    <w:lsdException w:unhideWhenUsed="0" w:uiPriority="0" w:semiHidden="0" w:name="index 1"/>
-    <w:lsdException w:unhideWhenUsed="0" w:uiPriority="0" w:semiHidden="0" w:name="index 2"/>
-    <w:lsdException w:unhideWhenUsed="0" w:uiPriority="0" w:semiHidden="0" w:name="index 3"/>
-    <w:lsdException w:unhideWhenUsed="0" w:uiPriority="0" w:semiHidden="0" w:name="index 4"/>
-    <w:lsdException w:unhideWhenUsed="0" w:uiPriority="0" w:semiHidden="0" w:name="index 5"/>
-    <w:lsdException w:unhideWhenUsed="0" w:uiPriority="0" w:semiHidden="0" w:name="index 6"/>
-    <w:lsdException w:unhideWhenUsed="0" w:uiPriority="0" w:semiHidden="0" w:name="index 7"/>
-    <w:lsdException w:unhideWhenUsed="0" w:uiPriority="0" w:semiHidden="0" w:name="index 8"/>
-    <w:lsdException w:unhideWhenUsed="0" w:uiPriority="0" w:semiHidden="0" w:name="index 9"/>
-    <w:lsdException w:unhideWhenUsed="0" w:uiPriority="0" w:semiHidden="0" w:name="toc 1"/>
-    <w:lsdException w:unhideWhenUsed="0" w:uiPriority="0" w:semiHidden="0" w:name="toc 2"/>
-    <w:lsdException w:unhideWhenUsed="0" w:uiPriority="0" w:semiHidden="0" w:name="toc 3"/>
-    <w:lsdException w:unhideWhenUsed="0" w:uiPriority="0" w:semiHidden="0" w:name="toc 4"/>
-    <w:lsdException w:unhideWhenUsed="0" w:uiPriority="0" w:semiHidden="0" w:name="toc 5"/>
-    <w:lsdException w:unhideWhenUsed="0" w:uiPriority="0" w:semiHidden="0" w:name="toc 6"/>
-    <w:lsdException w:unhideWhenUsed="0" w:uiPriority="0" w:semiHidden="0" w:name="toc 7"/>
-    <w:lsdException w:unhideWhenUsed="0" w:uiPriority="0" w:semiHidden="0" w:name="toc 8"/>
-    <w:lsdException w:unhideWhenUsed="0" w:uiPriority="0" w:semiHidden="0" w:name="toc 9"/>
-    <w:lsdException w:unhideWhenUsed="0" w:uiPriority="0" w:semiHidden="0" w:name="Normal Indent"/>
-    <w:lsdException w:unhideWhenUsed="0" w:uiPriority="0" w:semiHidden="0" w:name="footnote text"/>
-    <w:lsdException w:unhideWhenUsed="0" w:uiPriority="0" w:semiHidden="0" w:name="annotation text"/>
-    <w:lsdException w:qFormat="1" w:unhideWhenUsed="0" w:uiPriority="0" w:semiHidden="0" w:name="header"/>
-    <w:lsdException w:unhideWhenUsed="0" w:uiPriority="0" w:semiHidden="0" w:name="footer"/>
-    <w:lsdException w:unhideWhenUsed="0" w:uiPriority="0" w:semiHidden="0" w:name="index heading"/>
-    <w:lsdException w:qFormat="1" w:unhideWhenUsed="0" w:uiPriority="0" w:semiHidden="0" w:name="caption"/>
-    <w:lsdException w:unhideWhenUsed="0" w:uiPriority="0" w:semiHidden="0" w:name="table of figures"/>
-    <w:lsdException w:unhideWhenUsed="0" w:uiPriority="0" w:semiHidden="0" w:name="envelope address"/>
-    <w:lsdException w:unhideWhenUsed="0" w:uiPriority="0" w:semiHidden="0" w:name="envelope return"/>
-    <w:lsdException w:unhideWhenUsed="0" w:uiPriority="0" w:semiHidden="0" w:name="footnote reference"/>
-    <w:lsdException w:unhideWhenUsed="0" w:uiPriority="0" w:semiHidden="0" w:name="annotation reference"/>
-    <w:lsdException w:unhideWhenUsed="0" w:uiPriority="0" w:semiHidden="0" w:name="line number"/>
-    <w:lsdException w:unhideWhenUsed="0" w:uiPriority="0" w:semiHidden="0" w:name="page number"/>
-    <w:lsdException w:unhideWhenUsed="0" w:uiPriority="0" w:semiHidden="0" w:name="endnote reference"/>
-    <w:lsdException w:unhideWhenUsed="0" w:uiPriority="0" w:semiHidden="0" w:name="endnote text"/>
-    <w:lsdException w:unhideWhenUsed="0" w:uiPriority="0" w:semiHidden="0" w:name="table of authorities"/>
-    <w:lsdException w:unhideWhenUsed="0" w:uiPriority="0" w:semiHidden="0" w:name="macro"/>
-    <w:lsdException w:unhideWhenUsed="0" w:uiPriority="0" w:semiHidden="0" w:name="toa heading"/>
-    <w:lsdException w:qFormat="1" w:unhideWhenUsed="0" w:uiPriority="0" w:semiHidden="0" w:name="List"/>
-    <w:lsdException w:unhideWhenUsed="0" w:uiPriority="0" w:semiHidden="0" w:name="List Bullet"/>
-    <w:lsdException w:unhideWhenUsed="0" w:uiPriority="0" w:semiHidden="0" w:name="List Number"/>
-    <w:lsdException w:unhideWhenUsed="0" w:uiPriority="0" w:semiHidden="0" w:name="List 2"/>
-    <w:lsdException w:unhideWhenUsed="0" w:uiPriority="0" w:semiHidden="0" w:name="List 3"/>
-    <w:lsdException w:unhideWhenUsed="0" w:uiPriority="0" w:semiHidden="0" w:name="List 4"/>
-    <w:lsdException w:unhideWhenUsed="0" w:uiPriority="0" w:semiHidden="0" w:name="List 5"/>
-    <w:lsdException w:unhideWhenUsed="0" w:uiPriority="0" w:semiHidden="0" w:name="List Bullet 2"/>
-    <w:lsdException w:unhideWhenUsed="0" w:uiPriority="0" w:semiHidden="0" w:name="List Bullet 3"/>
-    <w:lsdException w:unhideWhenUsed="0" w:uiPriority="0" w:semiHidden="0" w:name="List Bullet 4"/>
-    <w:lsdException w:unhideWhenUsed="0" w:uiPriority="0" w:semiHidden="0" w:name="List Bullet 5"/>
-    <w:lsdException w:unhideWhenUsed="0" w:uiPriority="0" w:semiHidden="0" w:name="List Number 2"/>
-    <w:lsdException w:unhideWhenUsed="0" w:uiPriority="0" w:semiHidden="0" w:name="List Number 3"/>
-    <w:lsdException w:unhideWhenUsed="0" w:uiPriority="0" w:semiHidden="0" w:name="List Number 4"/>
-    <w:lsdException w:unhideWhenUsed="0" w:uiPriority="0" w:semiHidden="0" w:name="List Number 5"/>
-    <w:lsdException w:qFormat="1" w:unhideWhenUsed="0" w:uiPriority="0" w:semiHidden="0" w:name="Title"/>
-    <w:lsdException w:unhideWhenUsed="0" w:uiPriority="0" w:semiHidden="0" w:name="Closing"/>
-    <w:lsdException w:unhideWhenUsed="0" w:uiPriority="0" w:semiHidden="0" w:name="Signature"/>
-    <w:lsdException w:qFormat="1" w:unhideWhenUsed="0" w:uiPriority="0" w:name="Default Paragraph Font"/>
-    <w:lsdException w:qFormat="1" w:unhideWhenUsed="0" w:uiPriority="0" w:semiHidden="0" w:name="Body Text"/>
-    <w:lsdException w:unhideWhenUsed="0" w:uiPriority="0" w:semiHidden="0" w:name="Body Text Indent"/>
-    <w:lsdException w:unhideWhenUsed="0" w:uiPriority="0" w:semiHidden="0" w:name="List Continue"/>
-    <w:lsdException w:unhideWhenUsed="0" w:uiPriority="0" w:semiHidden="0" w:name="List Continue 2"/>
-    <w:lsdException w:unhideWhenUsed="0" w:uiPriority="0" w:semiHidden="0" w:name="List Continue 3"/>
-    <w:lsdException w:unhideWhenUsed="0" w:uiPriority="0" w:semiHidden="0" w:name="List Continue 4"/>
-    <w:lsdException w:unhideWhenUsed="0" w:uiPriority="0" w:semiHidden="0" w:name="List Continue 5"/>
-    <w:lsdException w:unhideWhenUsed="0" w:uiPriority="0" w:semiHidden="0" w:name="Message Header"/>
-    <w:lsdException w:qFormat="1" w:unhideWhenUsed="0" w:uiPriority="0" w:semiHidden="0" w:name="Subtitle"/>
-    <w:lsdException w:unhideWhenUsed="0" w:uiPriority="0" w:semiHidden="0" w:name="Salutation"/>
-    <w:lsdException w:unhideWhenUsed="0" w:uiPriority="0" w:semiHidden="0" w:name="Date"/>
-    <w:lsdException w:unhideWhenUsed="0" w:uiPriority="0" w:semiHidden="0" w:name="Body Text First Indent"/>
-    <w:lsdException w:unhideWhenUsed="0" w:uiPriority="0" w:semiHidden="0" w:name="Body Text First Indent 2"/>
-    <w:lsdException w:unhideWhenUsed="0" w:uiPriority="0" w:semiHidden="0" w:name="Note Heading"/>
-    <w:lsdException w:unhideWhenUsed="0" w:uiPriority="0" w:semiHidden="0" w:name="Body Text 2"/>
-    <w:lsdException w:unhideWhenUsed="0" w:uiPriority="0" w:semiHidden="0" w:name="Body Text 3"/>
-    <w:lsdException w:unhideWhenUsed="0" w:uiPriority="0" w:semiHidden="0" w:name="Body Text Indent 2"/>
-    <w:lsdException w:unhideWhenUsed="0" w:uiPriority="0" w:semiHidden="0" w:name="Body Text Indent 3"/>
-    <w:lsdException w:unhideWhenUsed="0" w:uiPriority="0" w:semiHidden="0" w:name="Block Text"/>
-    <w:lsdException w:unhideWhenUsed="0" w:uiPriority="0" w:semiHidden="0" w:name="Hyperlink"/>
-    <w:lsdException w:unhideWhenUsed="0" w:uiPriority="0" w:semiHidden="0" w:name="FollowedHyperlink"/>
-    <w:lsdException w:qFormat="1" w:unhideWhenUsed="0" w:uiPriority="0" w:semiHidden="0" w:name="Strong"/>
-    <w:lsdException w:qFormat="1" w:unhideWhenUsed="0" w:uiPriority="0" w:semiHidden="0" w:name="Emphasis"/>
-    <w:lsdException w:unhideWhenUsed="0" w:uiPriority="0" w:semiHidden="0" w:name="Document Map"/>
-    <w:lsdException w:unhideWhenUsed="0" w:uiPriority="0" w:semiHidden="0" w:name="Plain Text"/>
-    <w:lsdException w:unhideWhenUsed="0" w:uiPriority="0" w:semiHidden="0" w:name="E-mail Signature"/>
-    <w:lsdException w:unhideWhenUsed="0" w:uiPriority="0" w:semiHidden="0" w:name="Normal (Web)"/>
-    <w:lsdException w:unhideWhenUsed="0" w:uiPriority="0" w:semiHidden="0" w:name="HTML Acronym"/>
-    <w:lsdException w:unhideWhenUsed="0" w:uiPriority="0" w:semiHidden="0" w:name="HTML Address"/>
-    <w:lsdException w:unhideWhenUsed="0" w:uiPriority="0" w:semiHidden="0" w:name="HTML Cite"/>
-    <w:lsdException w:unhideWhenUsed="0" w:uiPriority="0" w:semiHidden="0" w:name="HTML Code"/>
-    <w:lsdException w:unhideWhenUsed="0" w:uiPriority="0" w:semiHidden="0" w:name="HTML Definition"/>
-    <w:lsdException w:unhideWhenUsed="0" w:uiPriority="0" w:semiHidden="0" w:name="HTML Keyboard"/>
-    <w:lsdException w:unhideWhenUsed="0" w:uiPriority="0" w:semiHidden="0" w:name="HTML Preformatted"/>
-    <w:lsdException w:unhideWhenUsed="0" w:uiPriority="0" w:semiHidden="0" w:name="HTML Sample"/>
-    <w:lsdException w:unhideWhenUsed="0" w:uiPriority="0" w:semiHidden="0" w:name="HTML Typewriter"/>
-    <w:lsdException w:unhideWhenUsed="0" w:uiPriority="0" w:semiHidden="0" w:name="HTML Variable"/>
-    <w:lsdException w:qFormat="1" w:unhideWhenUsed="0" w:uiPriority="0" w:name="Normal Table"/>
-    <w:lsdException w:unhideWhenUsed="0" w:uiPriority="0" w:semiHidden="0" w:name="annotation subject"/>
-    <w:lsdException w:unhideWhenUsed="0" w:uiPriority="0" w:semiHidden="0" w:name="Table Simple 1"/>
-    <w:lsdException w:unhideWhenUsed="0" w:uiPriority="0" w:semiHidden="0" w:name="Table Simple 2"/>
-    <w:lsdException w:unhideWhenUsed="0" w:uiPriority="0" w:semiHidden="0" w:name="Table Simple 3"/>
-    <w:lsdException w:unhideWhenUsed="0" w:uiPriority="0" w:semiHidden="0" w:name="Table Classic 1"/>
-    <w:lsdException w:unhideWhenUsed="0" w:uiPriority="0" w:semiHidden="0" w:name="Table Classic 2"/>
-    <w:lsdException w:unhideWhenUsed="0" w:uiPriority="0" w:semiHidden="0" w:name="Table Classic 3"/>
-    <w:lsdException w:unhideWhenUsed="0" w:uiPriority="0" w:semiHidden="0" w:name="Table Classic 4"/>
-    <w:lsdException w:unhideWhenUsed="0" w:uiPriority="0" w:semiHidden="0" w:name="Table Colorful 1"/>
-    <w:lsdException w:unhideWhenUsed="0" w:uiPriority="0" w:semiHidden="0" w:name="Table Colorful 2"/>
-    <w:lsdException w:unhideWhenUsed="0" w:uiPriority="0" w:semiHidden="0" w:name="Table Colorful 3"/>
-    <w:lsdException w:unhideWhenUsed="0" w:uiPriority="0" w:semiHidden="0" w:name="Table Columns 1"/>
-    <w:lsdException w:unhideWhenUsed="0" w:uiPriority="0" w:semiHidden="0" w:name="Table Columns 2"/>
-    <w:lsdException w:unhideWhenUsed="0" w:uiPriority="0" w:semiHidden="0" w:name="Table Columns 3"/>
-    <w:lsdException w:unhideWhenUsed="0" w:uiPriority="0" w:semiHidden="0" w:name="Table Columns 4"/>
-    <w:lsdException w:unhideWhenUsed="0" w:uiPriority="0" w:semiHidden="0" w:name="Table Columns 5"/>
-    <w:lsdException w:unhideWhenUsed="0" w:uiPriority="0" w:semiHidden="0" w:name="Table Grid 1"/>
-    <w:lsdException w:unhideWhenUsed="0" w:uiPriority="0" w:semiHidden="0" w:name="Table Grid 2"/>
-    <w:lsdException w:unhideWhenUsed="0" w:uiPriority="0" w:semiHidden="0" w:name="Table Grid 3"/>
-    <w:lsdException w:unhideWhenUsed="0" w:uiPriority="0" w:semiHidden="0" w:name="Table Grid 4"/>
-    <w:lsdException w:unhideWhenUsed="0" w:uiPriority="0" w:semiHidden="0" w:name="Table Grid 5"/>
-    <w:lsdException w:unhideWhenUsed="0" w:uiPriority="0" w:semiHidden="0" w:name="Table Grid 6"/>
-    <w:lsdException w:unhideWhenUsed="0" w:uiPriority="0" w:semiHidden="0" w:name="Table Grid 7"/>
-    <w:lsdException w:unhideWhenUsed="0" w:uiPriority="0" w:semiHidden="0" w:name="Table Grid 8"/>
-    <w:lsdException w:unhideWhenUsed="0" w:uiPriority="0" w:semiHidden="0" w:name="Table List 1"/>
-    <w:lsdException w:unhideWhenUsed="0" w:uiPriority="0" w:semiHidden="0" w:name="Table List 2"/>
-    <w:lsdException w:unhideWhenUsed="0" w:uiPriority="0" w:semiHidden="0" w:name="Table List 3"/>
-    <w:lsdException w:unhideWhenUsed="0" w:uiPriority="0" w:semiHidden="0" w:name="Table List 4"/>
-    <w:lsdException w:unhideWhenUsed="0" w:uiPriority="0" w:semiHidden="0" w:name="Table List 5"/>
-    <w:lsdException w:unhideWhenUsed="0" w:uiPriority="0" w:semiHidden="0" w:name="Table List 6"/>
-    <w:lsdException w:unhideWhenUsed="0" w:uiPriority="0" w:semiHidden="0" w:name="Table List 7"/>
-    <w:lsdException w:unhideWhenUsed="0" w:uiPriority="0" w:semiHidden="0" w:name="Table List 8"/>
-    <w:lsdException w:unhideWhenUsed="0" w:uiPriority="0" w:semiHidden="0" w:name="Table 3D effects 1"/>
-    <w:lsdException w:unhideWhenUsed="0" w:uiPriority="0" w:semiHidden="0" w:name="Table 3D effects 2"/>
-    <w:lsdException w:unhideWhenUsed="0" w:uiPriority="0" w:semiHidden="0" w:name="Table 3D effects 3"/>
-    <w:lsdException w:unhideWhenUsed="0" w:uiPriority="0" w:semiHidden="0" w:name="Table Contemporary"/>
-    <w:lsdException w:unhideWhenUsed="0" w:uiPriority="0" w:semiHidden="0" w:name="Table Elegant"/>
-    <w:lsdException w:unhideWhenUsed="0" w:uiPriority="0" w:semiHidden="0" w:name="Table Professional"/>
-    <w:lsdException w:unhideWhenUsed="0" w:uiPriority="0" w:semiHidden="0" w:name="Table Subtle 1"/>
-    <w:lsdException w:unhideWhenUsed="0" w:uiPriority="0" w:semiHidden="0" w:name="Table Subtle 2"/>
-    <w:lsdException w:unhideWhenUsed="0" w:uiPriority="0" w:semiHidden="0" w:name="Table Web 1"/>
-    <w:lsdException w:unhideWhenUsed="0" w:uiPriority="0" w:semiHidden="0" w:name="Table Web 2"/>
-    <w:lsdException w:unhideWhenUsed="0" w:uiPriority="0" w:semiHidden="0" w:name="Table Web 3"/>
-    <w:lsdException w:unhideWhenUsed="0" w:uiPriority="0" w:semiHidden="0" w:name="Balloon Text"/>
-    <w:lsdException w:unhideWhenUsed="0" w:uiPriority="0" w:semiHidden="0" w:name="Table Grid"/>
-    <w:lsdException w:unhideWhenUsed="0" w:uiPriority="0" w:semiHidden="0" w:name="Table Theme"/>
-    <w:lsdException w:unhideWhenUsed="0" w:uiPriority="60" w:semiHidden="0" w:name="Light Shading"/>
-    <w:lsdException w:unhideWhenUsed="0" w:uiPriority="61" w:semiHidden="0" w:name="Light List"/>
-    <w:lsdException w:unhideWhenUsed="0" w:uiPriority="62" w:semiHidden="0" w:name="Light Grid"/>
-    <w:lsdException w:unhideWhenUsed="0" w:uiPriority="63" w:semiHidden="0" w:name="Medium Shading 1"/>
-    <w:lsdException w:unhideWhenUsed="0" w:uiPriority="64" w:semiHidden="0" w:name="Medium Shading 2"/>
-    <w:lsdException w:unhideWhenUsed="0" w:uiPriority="65" w:semiHidden="0" w:name="Medium List 1"/>
-    <w:lsdException w:unhideWhenUsed="0" w:uiPriority="66" w:semiHidden="0" w:name="Medium List 2"/>
-    <w:lsdException w:unhideWhenUsed="0" w:uiPriority="67" w:semiHidden="0" w:name="Medium Grid 1"/>
-    <w:lsdException w:unhideWhenUsed="0" w:uiPriority="68" w:semiHidden="0" w:name="Medium Grid 2"/>
-    <w:lsdException w:unhideWhenUsed="0" w:uiPriority="69" w:semiHidden="0" w:name="Medium Grid 3"/>
-    <w:lsdException w:unhideWhenUsed="0" w:uiPriority="70" w:semiHidden="0" w:name="Dark List"/>
-    <w:lsdException w:unhideWhenUsed="0" w:uiPriority="71" w:semiHidden="0" w:name="Colorful Shading"/>
-    <w:lsdException w:unhideWhenUsed="0" w:uiPriority="72" w:semiHidden="0" w:name="Colorful List"/>
-    <w:lsdException w:unhideWhenUsed="0" w:uiPriority="73" w:semiHidden="0" w:name="Colorful Grid"/>
-    <w:lsdException w:unhideWhenUsed="0" w:uiPriority="60" w:semiHidden="0" w:name="Light Shading Accent 1"/>
-    <w:lsdException w:unhideWhenUsed="0" w:uiPriority="61" w:semiHidden="0" w:name="Light List Accent 1"/>
-    <w:lsdException w:unhideWhenUsed="0" w:uiPriority="62" w:semiHidden="0" w:name="Light Grid Accent 1"/>
-    <w:lsdException w:unhideWhenUsed="0" w:uiPriority="63" w:semiHidden="0" w:name="Medium Shading 1 Accent 1"/>
-    <w:lsdException w:unhideWhenUsed="0" w:uiPriority="64" w:semiHidden="0" w:name="Medium Shading 2 Accent 1"/>
-    <w:lsdException w:unhideWhenUsed="0" w:uiPriority="65" w:semiHidden="0" w:name="Medium List 1 Accent 1"/>
-    <w:lsdException w:qFormat="1" w:unhideWhenUsed="0" w:uiPriority="0" w:semiHidden="0" w:name="List Paragraph"/>
-    <w:lsdException w:unhideWhenUsed="0" w:uiPriority="66" w:semiHidden="0" w:name="Medium List 2 Accent 1"/>
-    <w:lsdException w:unhideWhenUsed="0" w:uiPriority="67" w:semiHidden="0" w:name="Medium Grid 1 Accent 1"/>
-    <w:lsdException w:unhideWhenUsed="0" w:uiPriority="68" w:semiHidden="0" w:name="Medium Grid 2 Accent 1"/>
-    <w:lsdException w:unhideWhenUsed="0" w:uiPriority="69" w:semiHidden="0" w:name="Medium Grid 3 Accent 1"/>
-    <w:lsdException w:unhideWhenUsed="0" w:uiPriority="70" w:semiHidden="0" w:name="Dark List Accent 1"/>
-    <w:lsdException w:unhideWhenUsed="0" w:uiPriority="71" w:semiHidden="0" w:name="Colorful Shading Accent 1"/>
-    <w:lsdException w:unhideWhenUsed="0" w:uiPriority="72" w:semiHidden="0" w:name="Colorful List Accent 1"/>
-    <w:lsdException w:unhideWhenUsed="0" w:uiPriority="73" w:semiHidden="0" w:name="Colorful Grid Accent 1"/>
-    <w:lsdException w:unhideWhenUsed="0" w:uiPriority="60" w:semiHidden="0" w:name="Light Shading Accent 2"/>
-    <w:lsdException w:unhideWhenUsed="0" w:uiPriority="61" w:semiHidden="0" w:name="Light List Accent 2"/>
-    <w:lsdException w:unhideWhenUsed="0" w:uiPriority="62" w:semiHidden="0" w:name="Light Grid Accent 2"/>
-    <w:lsdException w:unhideWhenUsed="0" w:uiPriority="63" w:semiHidden="0" w:name="Medium Shading 1 Accent 2"/>
-    <w:lsdException w:unhideWhenUsed="0" w:uiPriority="64" w:semiHidden="0" w:name="Medium Shading 2 Accent 2"/>
-    <w:lsdException w:unhideWhenUsed="0" w:uiPriority="65" w:semiHidden="0" w:name="Medium List 1 Accent 2"/>
-    <w:lsdException w:unhideWhenUsed="0" w:uiPriority="66" w:semiHidden="0" w:name="Medium List 2 Accent 2"/>
-    <w:lsdException w:unhideWhenUsed="0" w:uiPriority="67" w:semiHidden="0" w:name="Medium Grid 1 Accent 2"/>
-    <w:lsdException w:unhideWhenUsed="0" w:uiPriority="68" w:semiHidden="0" w:name="Medium Grid 2 Accent 2"/>
-    <w:lsdException w:unhideWhenUsed="0" w:uiPriority="69" w:semiHidden="0" w:name="Medium Grid 3 Accent 2"/>
-    <w:lsdException w:unhideWhenUsed="0" w:uiPriority="70" w:semiHidden="0" w:name="Dark List Accent 2"/>
-    <w:lsdException w:unhideWhenUsed="0" w:uiPriority="71" w:semiHidden="0" w:name="Colorful Shading Accent 2"/>
-    <w:lsdException w:unhideWhenUsed="0" w:uiPriority="72" w:semiHidden="0" w:name="Colorful List Accent 2"/>
-    <w:lsdException w:unhideWhenUsed="0" w:uiPriority="73" w:semiHidden="0" w:name="Colorful Grid Accent 2"/>
-    <w:lsdException w:unhideWhenUsed="0" w:uiPriority="60" w:semiHidden="0" w:name="Light Shading Accent 3"/>
-    <w:lsdException w:unhideWhenUsed="0" w:uiPriority="61" w:semiHidden="0" w:name="Light List Accent 3"/>
-    <w:lsdException w:unhideWhenUsed="0" w:uiPriority="62" w:semiHidden="0" w:name="Light Grid Accent 3"/>
-    <w:lsdException w:unhideWhenUsed="0" w:uiPriority="63" w:semiHidden="0" w:name="Medium Shading 1 Accent 3"/>
-    <w:lsdException w:unhideWhenUsed="0" w:uiPriority="64" w:semiHidden="0" w:name="Medium Shading 2 Accent 3"/>
-    <w:lsdException w:unhideWhenUsed="0" w:uiPriority="65" w:semiHidden="0" w:name="Medium List 1 Accent 3"/>
-    <w:lsdException w:unhideWhenUsed="0" w:uiPriority="66" w:semiHidden="0" w:name="Medium List 2 Accent 3"/>
-    <w:lsdException w:unhideWhenUsed="0" w:uiPriority="67" w:semiHidden="0" w:name="Medium Grid 1 Accent 3"/>
-    <w:lsdException w:unhideWhenUsed="0" w:uiPriority="68" w:semiHidden="0" w:name="Medium Grid 2 Accent 3"/>
-    <w:lsdException w:unhideWhenUsed="0" w:uiPriority="69" w:semiHidden="0" w:name="Medium Grid 3 Accent 3"/>
-    <w:lsdException w:unhideWhenUsed="0" w:uiPriority="70" w:semiHidden="0" w:name="Dark List Accent 3"/>
-    <w:lsdException w:unhideWhenUsed="0" w:uiPriority="71" w:semiHidden="0" w:name="Colorful Shading Accent 3"/>
-    <w:lsdException w:unhideWhenUsed="0" w:uiPriority="72" w:semiHidden="0" w:name="Colorful List Accent 3"/>
-    <w:lsdException w:unhideWhenUsed="0" w:uiPriority="73" w:semiHidden="0" w:name="Colorful Grid Accent 3"/>
-    <w:lsdException w:unhideWhenUsed="0" w:uiPriority="60" w:semiHidden="0" w:name="Light Shading Accent 4"/>
-    <w:lsdException w:unhideWhenUsed="0" w:uiPriority="61" w:semiHidden="0" w:name="Light List Accent 4"/>
-    <w:lsdException w:unhideWhenUsed="0" w:uiPriority="62" w:semiHidden="0" w:name="Light Grid Accent 4"/>
-    <w:lsdException w:unhideWhenUsed="0" w:uiPriority="63" w:semiHidden="0" w:name="Medium Shading 1 Accent 4"/>
-    <w:lsdException w:unhideWhenUsed="0" w:uiPriority="64" w:semiHidden="0" w:name="Medium Shading 2 Accent 4"/>
-    <w:lsdException w:unhideWhenUsed="0" w:uiPriority="65" w:semiHidden="0" w:name="Medium List 1 Accent 4"/>
-    <w:lsdException w:unhideWhenUsed="0" w:uiPriority="66" w:semiHidden="0" w:name="Medium List 2 Accent 4"/>
-    <w:lsdException w:unhideWhenUsed="0" w:uiPriority="67" w:semiHidden="0" w:name="Medium Grid 1 Accent 4"/>
-    <w:lsdException w:unhideWhenUsed="0" w:uiPriority="68" w:semiHidden="0" w:name="Medium Grid 2 Accent 4"/>
-    <w:lsdException w:unhideWhenUsed="0" w:uiPriority="69" w:semiHidden="0" w:name="Medium Grid 3 Accent 4"/>
-    <w:lsdException w:unhideWhenUsed="0" w:uiPriority="70" w:semiHidden="0" w:name="Dark List Accent 4"/>
-    <w:lsdException w:unhideWhenUsed="0" w:uiPriority="71" w:semiHidden="0" w:name="Colorful Shading Accent 4"/>
-    <w:lsdException w:unhideWhenUsed="0" w:uiPriority="72" w:semiHidden="0" w:name="Colorful List Accent 4"/>
-    <w:lsdException w:unhideWhenUsed="0" w:uiPriority="73" w:semiHidden="0" w:name="Colorful Grid Accent 4"/>
-    <w:lsdException w:unhideWhenUsed="0" w:uiPriority="60" w:semiHidden="0" w:name="Light Shading Accent 5"/>
-    <w:lsdException w:unhideWhenUsed="0" w:uiPriority="61" w:semiHidden="0" w:name="Light List Accent 5"/>
-    <w:lsdException w:unhideWhenUsed="0" w:uiPriority="62" w:semiHidden="0" w:name="Light Grid Accent 5"/>
-    <w:lsdException w:unhideWhenUsed="0" w:uiPriority="63" w:semiHidden="0" w:name="Medium Shading 1 Accent 5"/>
-    <w:lsdException w:unhideWhenUsed="0" w:uiPriority="64" w:semiHidden="0" w:name="Medium Shading 2 Accent 5"/>
-    <w:lsdException w:unhideWhenUsed="0" w:uiPriority="65" w:semiHidden="0" w:name="Medium List 1 Accent 5"/>
-    <w:lsdException w:unhideWhenUsed="0" w:uiPriority="66" w:semiHidden="0" w:name="Medium List 2 Accent 5"/>
-    <w:lsdException w:unhideWhenUsed="0" w:uiPriority="67" w:semiHidden="0" w:name="Medium Grid 1 Accent 5"/>
-    <w:lsdException w:unhideWhenUsed="0" w:uiPriority="68" w:semiHidden="0" w:name="Medium Grid 2 Accent 5"/>
-    <w:lsdException w:unhideWhenUsed="0" w:uiPriority="69" w:semiHidden="0" w:name="Medium Grid 3 Accent 5"/>
-    <w:lsdException w:unhideWhenUsed="0" w:uiPriority="70" w:semiHidden="0" w:name="Dark List Accent 5"/>
-    <w:lsdException w:unhideWhenUsed="0" w:uiPriority="71" w:semiHidden="0" w:name="Colorful Shading Accent 5"/>
-    <w:lsdException w:unhideWhenUsed="0" w:uiPriority="72" w:semiHidden="0" w:name="Colorful List Accent 5"/>
-    <w:lsdException w:unhideWhenUsed="0" w:uiPriority="73" w:semiHidden="0" w:name="Colorful Grid Accent 5"/>
-    <w:lsdException w:unhideWhenUsed="0" w:uiPriority="60" w:semiHidden="0" w:name="Light Shading Accent 6"/>
-    <w:lsdException w:unhideWhenUsed="0" w:uiPriority="61" w:semiHidden="0" w:name="Light List Accent 6"/>
-    <w:lsdException w:unhideWhenUsed="0" w:uiPriority="62" w:semiHidden="0" w:name="Light Grid Accent 6"/>
-    <w:lsdException w:unhideWhenUsed="0" w:uiPriority="63" w:semiHidden="0" w:name="Medium Shading 1 Accent 6"/>
-    <w:lsdException w:unhideWhenUsed="0" w:uiPriority="64" w:semiHidden="0" w:name="Medium Shading 2 Accent 6"/>
-    <w:lsdException w:unhideWhenUsed="0" w:uiPriority="65" w:semiHidden="0" w:name="Medium List 1 Accent 6"/>
-    <w:lsdException w:unhideWhenUsed="0" w:uiPriority="66" w:semiHidden="0" w:name="Medium List 2 Accent 6"/>
-    <w:lsdException w:unhideWhenUsed="0" w:uiPriority="67" w:semiHidden="0" w:name="Medium Grid 1 Accent 6"/>
-    <w:lsdException w:unhideWhenUsed="0" w:uiPriority="68" w:semiHidden="0" w:name="Medium Grid 2 Accent 6"/>
-    <w:lsdException w:unhideWhenUsed="0" w:uiPriority="69" w:semiHidden="0" w:name="Medium Grid 3 Accent 6"/>
-    <w:lsdException w:unhideWhenUsed="0" w:uiPriority="70" w:semiHidden="0" w:name="Dark List Accent 6"/>
-    <w:lsdException w:unhideWhenUsed="0" w:uiPriority="71" w:semiHidden="0" w:name="Colorful Shading Accent 6"/>
-    <w:lsdException w:unhideWhenUsed="0" w:uiPriority="72" w:semiHidden="0" w:name="Colorful List Accent 6"/>
-    <w:lsdException w:unhideWhenUsed="0" w:uiPriority="73" w:semiHidden="0" w:name="Colorful Grid Accent 6"/>
+  <w:latentStyles w:defLockedState="0" w:defUIPriority="99" w:defSemiHidden="1" w:defUnhideWhenUsed="1" w:defQFormat="0" w:count="260">
+    <w:lsdException w:name="Normal" w:uiPriority="0" w:semiHidden="0" w:unhideWhenUsed="0" w:qFormat="1"/>
+    <w:lsdException w:name="heading 1" w:uiPriority="0" w:semiHidden="0" w:unhideWhenUsed="0" w:qFormat="1"/>
+    <w:lsdException w:name="heading 2" w:uiPriority="0" w:semiHidden="0" w:unhideWhenUsed="0" w:qFormat="1"/>
+    <w:lsdException w:name="heading 3" w:uiPriority="0" w:qFormat="1"/>
+    <w:lsdException w:name="heading 4" w:uiPriority="0" w:qFormat="1"/>
+    <w:lsdException w:name="heading 5" w:uiPriority="0" w:qFormat="1"/>
+    <w:lsdException w:name="heading 6" w:uiPriority="0" w:qFormat="1"/>
+    <w:lsdException w:name="heading 7" w:uiPriority="0" w:qFormat="1"/>
+    <w:lsdException w:name="heading 8" w:uiPriority="0" w:qFormat="1"/>
+    <w:lsdException w:name="heading 9" w:uiPriority="0" w:qFormat="1"/>
+    <w:lsdException w:name="index 1" w:uiPriority="0" w:semiHidden="0" w:unhideWhenUsed="0"/>
+    <w:lsdException w:name="index 2" w:uiPriority="0" w:semiHidden="0" w:unhideWhenUsed="0"/>
+    <w:lsdException w:name="index 3" w:uiPriority="0" w:semiHidden="0" w:unhideWhenUsed="0"/>
+    <w:lsdException w:name="index 4" w:uiPriority="0" w:semiHidden="0" w:unhideWhenUsed="0"/>
+    <w:lsdException w:name="index 5" w:uiPriority="0" w:semiHidden="0" w:unhideWhenUsed="0"/>
+    <w:lsdException w:name="index 6" w:uiPriority="0" w:semiHidden="0" w:unhideWhenUsed="0"/>
+    <w:lsdException w:name="index 7" w:uiPriority="0" w:semiHidden="0" w:unhideWhenUsed="0"/>
+    <w:lsdException w:name="index 8" w:uiPriority="0" w:semiHidden="0" w:unhideWhenUsed="0"/>
+    <w:lsdException w:name="index 9" w:uiPriority="0" w:semiHidden="0" w:unhideWhenUsed="0"/>
+    <w:lsdException w:name="toc 1" w:uiPriority="0" w:semiHidden="0" w:unhideWhenUsed="0"/>
+    <w:lsdException w:name="toc 2" w:uiPriority="0" w:semiHidden="0" w:unhideWhenUsed="0"/>
+    <w:lsdException w:name="toc 3" w:uiPriority="0" w:semiHidden="0" w:unhideWhenUsed="0"/>
+    <w:lsdException w:name="toc 4" w:uiPriority="0" w:semiHidden="0" w:unhideWhenUsed="0"/>
+    <w:lsdException w:name="toc 5" w:uiPriority="0" w:semiHidden="0" w:unhideWhenUsed="0"/>
+    <w:lsdException w:name="toc 6" w:uiPriority="0" w:semiHidden="0" w:unhideWhenUsed="0"/>
+    <w:lsdException w:name="toc 7" w:uiPriority="0" w:semiHidden="0" w:unhideWhenUsed="0"/>
+    <w:lsdException w:name="toc 8" w:uiPriority="0" w:semiHidden="0" w:unhideWhenUsed="0"/>
+    <w:lsdException w:name="toc 9" w:uiPriority="0" w:semiHidden="0" w:unhideWhenUsed="0"/>
+    <w:lsdException w:name="Normal Indent" w:uiPriority="0" w:semiHidden="0" w:unhideWhenUsed="0"/>
+    <w:lsdException w:name="footnote text" w:uiPriority="0" w:semiHidden="0" w:unhideWhenUsed="0"/>
+    <w:lsdException w:name="annotation text" w:uiPriority="0" w:semiHidden="0" w:unhideWhenUsed="0"/>
+    <w:lsdException w:name="header" w:uiPriority="0" w:semiHidden="0" w:unhideWhenUsed="0" w:qFormat="1"/>
+    <w:lsdException w:name="footer" w:uiPriority="0" w:semiHidden="0" w:unhideWhenUsed="0"/>
+    <w:lsdException w:name="index heading" w:uiPriority="0" w:semiHidden="0" w:unhideWhenUsed="0"/>
+    <w:lsdException w:name="caption" w:uiPriority="0" w:semiHidden="0" w:unhideWhenUsed="0" w:qFormat="1"/>
+    <w:lsdException w:name="table of figures" w:uiPriority="0" w:semiHidden="0" w:unhideWhenUsed="0"/>
+    <w:lsdException w:name="envelope address" w:uiPriority="0" w:semiHidden="0" w:unhideWhenUsed="0"/>
+    <w:lsdException w:name="envelope return" w:uiPriority="0" w:semiHidden="0" w:unhideWhenUsed="0"/>
+    <w:lsdException w:name="footnote reference" w:uiPriority="0" w:semiHidden="0" w:unhideWhenUsed="0"/>
+    <w:lsdException w:name="annotation reference" w:uiPriority="0" w:semiHidden="0" w:unhideWhenUsed="0"/>
+    <w:lsdException w:name="line number" w:uiPriority="0" w:semiHidden="0" w:unhideWhenUsed="0"/>
+    <w:lsdException w:name="page number" w:uiPriority="0" w:semiHidden="0" w:unhideWhenUsed="0"/>
+    <w:lsdException w:name="endnote reference" w:uiPriority="0" w:semiHidden="0" w:unhideWhenUsed="0"/>
+    <w:lsdException w:name="endnote text" w:uiPriority="0" w:semiHidden="0" w:unhideWhenUsed="0"/>
+    <w:lsdException w:name="table of authorities" w:uiPriority="0" w:semiHidden="0" w:unhideWhenUsed="0"/>
+    <w:lsdException w:name="macro" w:uiPriority="0" w:semiHidden="0" w:unhideWhenUsed="0"/>
+    <w:lsdException w:name="toa heading" w:uiPriority="0" w:semiHidden="0" w:unhideWhenUsed="0"/>
+    <w:lsdException w:name="List" w:uiPriority="0" w:semiHidden="0" w:unhideWhenUsed="0" w:qFormat="1"/>
+    <w:lsdException w:name="List Bullet" w:uiPriority="0" w:semiHidden="0" w:unhideWhenUsed="0"/>
+    <w:lsdException w:name="List Number" w:uiPriority="0" w:semiHidden="0" w:unhideWhenUsed="0"/>
+    <w:lsdException w:name="List 2" w:uiPriority="0" w:semiHidden="0" w:unhideWhenUsed="0"/>
+    <w:lsdException w:name="List 3" w:uiPriority="0" w:semiHidden="0" w:unhideWhenUsed="0"/>
+    <w:lsdException w:name="List 4" w:uiPriority="0" w:semiHidden="0" w:unhideWhenUsed="0"/>
+    <w:lsdException w:name="List 5" w:uiPriority="0" w:semiHidden="0" w:unhideWhenUsed="0"/>
+    <w:lsdException w:name="List Bullet 2" w:uiPriority="0" w:semiHidden="0" w:unhideWhenUsed="0"/>
+    <w:lsdException w:name="List Bullet 3" w:uiPriority="0" w:semiHidden="0" w:unhideWhenUsed="0"/>
+    <w:lsdException w:name="List Bullet 4" w:uiPriority="0" w:semiHidden="0" w:unhideWhenUsed="0"/>
+    <w:lsdException w:name="List Bullet 5" w:uiPriority="0" w:semiHidden="0" w:unhideWhenUsed="0"/>
+    <w:lsdException w:name="List Number 2" w:uiPriority="0" w:semiHidden="0" w:unhideWhenUsed="0"/>
+    <w:lsdException w:name="List Number 3" w:uiPriority="0" w:semiHidden="0" w:unhideWhenUsed="0"/>
+    <w:lsdException w:name="List Number 4" w:uiPriority="0" w:semiHidden="0" w:unhideWhenUsed="0"/>
+    <w:lsdException w:name="List Number 5" w:uiPriority="0" w:semiHidden="0" w:unhideWhenUsed="0"/>
+    <w:lsdException w:name="Title" w:uiPriority="0" w:semiHidden="0" w:unhideWhenUsed="0" w:qFormat="1"/>
+    <w:lsdException w:name="Closing" w:uiPriority="0" w:semiHidden="0" w:unhideWhenUsed="0"/>
+    <w:lsdException w:name="Signature" w:uiPriority="0" w:semiHidden="0" w:unhideWhenUsed="0"/>
+    <w:lsdException w:name="Default Paragraph Font" w:uiPriority="0" w:unhideWhenUsed="0" w:qFormat="1"/>
+    <w:lsdException w:name="Body Text" w:uiPriority="0" w:semiHidden="0" w:unhideWhenUsed="0" w:qFormat="1"/>
+    <w:lsdException w:name="Body Text Indent" w:uiPriority="0" w:semiHidden="0" w:unhideWhenUsed="0"/>
+    <w:lsdException w:name="List Continue" w:uiPriority="0" w:semiHidden="0" w:unhideWhenUsed="0"/>
+    <w:lsdException w:name="List Continue 2" w:uiPriority="0" w:semiHidden="0" w:unhideWhenUsed="0"/>
+    <w:lsdException w:name="List Continue 3" w:uiPriority="0" w:semiHidden="0" w:unhideWhenUsed="0"/>
+    <w:lsdException w:name="List Continue 4" w:uiPriority="0" w:semiHidden="0" w:unhideWhenUsed="0"/>
+    <w:lsdException w:name="List Continue 5" w:uiPriority="0" w:semiHidden="0" w:unhideWhenUsed="0"/>
+    <w:lsdException w:name="Message Header" w:uiPriority="0" w:semiHidden="0" w:unhideWhenUsed="0"/>
+    <w:lsdException w:name="Subtitle" w:uiPriority="0" w:semiHidden="0" w:unhideWhenUsed="0" w:qFormat="1"/>
+    <w:lsdException w:name="Salutation" w:uiPriority="0" w:semiHidden="0" w:unhideWhenUsed="0"/>
+    <w:lsdException w:name="Date" w:uiPriority="0" w:semiHidden="0" w:unhideWhenUsed="0"/>
+    <w:lsdException w:name="Body Text First Indent" w:uiPriority="0" w:semiHidden="0" w:unhideWhenUsed="0"/>
+    <w:lsdException w:name="Body Text First Indent 2" w:uiPriority="0" w:semiHidden="0" w:unhideWhenUsed="0"/>
+    <w:lsdException w:name="Note Heading" w:uiPriority="0" w:semiHidden="0" w:unhideWhenUsed="0"/>
+    <w:lsdException w:name="Body Text 2" w:uiPriority="0" w:semiHidden="0" w:unhideWhenUsed="0"/>
+    <w:lsdException w:name="Body Text 3" w:uiPriority="0" w:semiHidden="0" w:unhideWhenUsed="0"/>
+    <w:lsdException w:name="Body Text Indent 2" w:uiPriority="0" w:semiHidden="0" w:unhideWhenUsed="0"/>
+    <w:lsdException w:name="Body Text Indent 3" w:uiPriority="0" w:semiHidden="0" w:unhideWhenUsed="0"/>
+    <w:lsdException w:name="Block Text" w:uiPriority="0" w:semiHidden="0" w:unhideWhenUsed="0"/>
+    <w:lsdException w:name="Hyperlink" w:uiPriority="0" w:semiHidden="0" w:unhideWhenUsed="0"/>
+    <w:lsdException w:name="FollowedHyperlink" w:uiPriority="0" w:semiHidden="0" w:unhideWhenUsed="0"/>
+    <w:lsdException w:name="Strong" w:uiPriority="0" w:semiHidden="0" w:unhideWhenUsed="0" w:qFormat="1"/>
+    <w:lsdException w:name="Emphasis" w:uiPriority="0" w:semiHidden="0" w:unhideWhenUsed="0" w:qFormat="1"/>
+    <w:lsdException w:name="Document Map" w:uiPriority="0" w:semiHidden="0" w:unhideWhenUsed="0"/>
+    <w:lsdException w:name="Plain Text" w:uiPriority="0" w:semiHidden="0" w:unhideWhenUsed="0"/>
+    <w:lsdException w:name="E-mail Signature" w:uiPriority="0" w:semiHidden="0" w:unhideWhenUsed="0"/>
+    <w:lsdException w:name="Normal (Web)" w:uiPriority="0" w:semiHidden="0" w:unhideWhenUsed="0"/>
+    <w:lsdException w:name="HTML Acronym" w:uiPriority="0" w:semiHidden="0" w:unhideWhenUsed="0"/>
+    <w:lsdException w:name="HTML Address" w:uiPriority="0" w:semiHidden="0" w:unhideWhenUsed="0"/>
+    <w:lsdException w:name="HTML Cite" w:uiPriority="0" w:semiHidden="0" w:unhideWhenUsed="0"/>
+    <w:lsdException w:name="HTML Code" w:uiPriority="0" w:semiHidden="0" w:unhideWhenUsed="0"/>
+    <w:lsdException w:name="HTML Definition" w:uiPriority="0" w:semiHidden="0" w:unhideWhenUsed="0"/>
+    <w:lsdException w:name="HTML Keyboard" w:uiPriority="0" w:semiHidden="0" w:unhideWhenUsed="0"/>
+    <w:lsdException w:name="HTML Preformatted" w:uiPriority="0" w:semiHidden="0" w:unhideWhenUsed="0"/>
+    <w:lsdException w:name="HTML Sample" w:uiPriority="0" w:semiHidden="0" w:unhideWhenUsed="0"/>
+    <w:lsdException w:name="HTML Typewriter" w:uiPriority="0" w:semiHidden="0" w:unhideWhenUsed="0"/>
+    <w:lsdException w:name="HTML Variable" w:uiPriority="0" w:semiHidden="0" w:unhideWhenUsed="0"/>
+    <w:lsdException w:name="Normal Table" w:uiPriority="0" w:unhideWhenUsed="0" w:qFormat="1"/>
+    <w:lsdException w:name="annotation subject" w:uiPriority="0" w:semiHidden="0" w:unhideWhenUsed="0"/>
+    <w:lsdException w:name="Table Simple 1" w:uiPriority="0" w:semiHidden="0" w:unhideWhenUsed="0"/>
+    <w:lsdException w:name="Table Simple 2" w:uiPriority="0" w:semiHidden="0" w:unhideWhenUsed="0"/>
+    <w:lsdException w:name="Table Simple 3" w:uiPriority="0" w:semiHidden="0" w:unhideWhenUsed="0"/>
+    <w:lsdException w:name="Table Classic 1" w:uiPriority="0" w:semiHidden="0" w:unhideWhenUsed="0"/>
+    <w:lsdException w:name="Table Classic 2" w:uiPriority="0" w:semiHidden="0" w:unhideWhenUsed="0"/>
+    <w:lsdException w:name="Table Classic 3" w:uiPriority="0" w:semiHidden="0" w:unhideWhenUsed="0"/>
+    <w:lsdException w:name="Table Classic 4" w:uiPriority="0" w:semiHidden="0" w:unhideWhenUsed="0"/>
+    <w:lsdException w:name="Table Colorful 1" w:uiPriority="0" w:semiHidden="0" w:unhideWhenUsed="0"/>
+    <w:lsdException w:name="Table Colorful 2" w:uiPriority="0" w:semiHidden="0" w:unhideWhenUsed="0"/>
+    <w:lsdException w:name="Table Colorful 3" w:uiPriority="0" w:semiHidden="0" w:unhideWhenUsed="0"/>
+    <w:lsdException w:name="Table Columns 1" w:uiPriority="0" w:semiHidden="0" w:unhideWhenUsed="0"/>
+    <w:lsdException w:name="Table Columns 2" w:uiPriority="0" w:semiHidden="0" w:unhideWhenUsed="0"/>
+    <w:lsdException w:name="Table Columns 3" w:uiPriority="0" w:semiHidden="0" w:unhideWhenUsed="0"/>
+    <w:lsdException w:name="Table Columns 4" w:uiPriority="0" w:semiHidden="0" w:unhideWhenUsed="0"/>
+    <w:lsdException w:name="Table Columns 5" w:uiPriority="0" w:semiHidden="0" w:unhideWhenUsed="0"/>
+    <w:lsdException w:name="Table Grid 1" w:uiPriority="0" w:semiHidden="0" w:unhideWhenUsed="0"/>
+    <w:lsdException w:name="Table Grid 2" w:uiPriority="0" w:semiHidden="0" w:unhideWhenUsed="0"/>
+    <w:lsdException w:name="Table Grid 3" w:uiPriority="0" w:semiHidden="0" w:unhideWhenUsed="0"/>
+    <w:lsdException w:name="Table Grid 4" w:uiPriority="0" w:semiHidden="0" w:unhideWhenUsed="0"/>
+    <w:lsdException w:name="Table Grid 5" w:uiPriority="0" w:semiHidden="0" w:unhideWhenUsed="0"/>
+    <w:lsdException w:name="Table Grid 6" w:uiPriority="0" w:semiHidden="0" w:unhideWhenUsed="0"/>
+    <w:lsdException w:name="Table Grid 7" w:uiPriority="0" w:semiHidden="0" w:unhideWhenUsed="0"/>
+    <w:lsdException w:name="Table Grid 8" w:uiPriority="0" w:semiHidden="0" w:unhideWhenUsed="0"/>
+    <w:lsdException w:name="Table List 1" w:uiPriority="0" w:semiHidden="0" w:unhideWhenUsed="0"/>
+    <w:lsdException w:name="Table List 2" w:uiPriority="0" w:semiHidden="0" w:unhideWhenUsed="0"/>
+    <w:lsdException w:name="Table List 3" w:uiPriority="0" w:semiHidden="0" w:unhideWhenUsed="0"/>
+    <w:lsdException w:name="Table List 4" w:uiPriority="0" w:semiHidden="0" w:unhideWhenUsed="0"/>
+    <w:lsdException w:name="Table List 5" w:uiPriority="0" w:semiHidden="0" w:unhideWhenUsed="0"/>
+    <w:lsdException w:name="Table List 6" w:uiPriority="0" w:semiHidden="0" w:unhideWhenUsed="0"/>
+    <w:lsdException w:name="Table List 7" w:uiPriority="0" w:semiHidden="0" w:unhideWhenUsed="0"/>
+    <w:lsdException w:name="Table List 8" w:uiPriority="0" w:semiHidden="0" w:unhideWhenUsed="0"/>
+    <w:lsdException w:name="Table 3D effects 1" w:uiPriority="0" w:semiHidden="0" w:unhideWhenUsed="0"/>
+    <w:lsdException w:name="Table 3D effects 2" w:uiPriority="0" w:semiHidden="0" w:unhideWhenUsed="0"/>
+    <w:lsdException w:name="Table 3D effects 3" w:uiPriority="0" w:semiHidden="0" w:unhideWhenUsed="0"/>
+    <w:lsdException w:name="Table Contemporary" w:uiPriority="0" w:semiHidden="0" w:unhideWhenUsed="0"/>
+    <w:lsdException w:name="Table Elegant" w:uiPriority="0" w:semiHidden="0" w:unhideWhenUsed="0"/>
+    <w:lsdException w:name="Table Professional" w:uiPriority="0" w:semiHidden="0" w:unhideWhenUsed="0"/>
+    <w:lsdException w:name="Table Subtle 1" w:uiPriority="0" w:semiHidden="0" w:unhideWhenUsed="0"/>
+    <w:lsdException w:name="Table Subtle 2" w:uiPriority="0" w:semiHidden="0" w:unhideWhenUsed="0"/>
+    <w:lsdException w:name="Table Web 1" w:uiPriority="0" w:semiHidden="0" w:unhideWhenUsed="0"/>
+    <w:lsdException w:name="Table Web 2" w:uiPriority="0" w:semiHidden="0" w:unhideWhenUsed="0"/>
+    <w:lsdException w:name="Table Web 3" w:uiPriority="0" w:semiHidden="0" w:unhideWhenUsed="0"/>
+    <w:lsdException w:name="Balloon Text" w:uiPriority="0" w:semiHidden="0" w:unhideWhenUsed="0"/>
+    <w:lsdException w:name="Table Grid" w:uiPriority="0" w:semiHidden="0" w:unhideWhenUsed="0"/>
+    <w:lsdException w:name="Table Theme" w:uiPriority="0" w:semiHidden="0" w:unhideWhenUsed="0"/>
+    <w:lsdException w:name="Light Shading" w:uiPriority="60" w:semiHidden="0" w:unhideWhenUsed="0"/>
+    <w:lsdException w:name="Light List" w:uiPriority="61" w:semiHidden="0" w:unhideWhenUsed="0"/>
+    <w:lsdException w:name="Light Grid" w:uiPriority="62" w:semiHidden="0" w:unhideWhenUsed="0"/>
+    <w:lsdException w:name="Medium Shading 1" w:uiPriority="63" w:semiHidden="0" w:unhideWhenUsed="0"/>
+    <w:lsdException w:name="Medium Shading 2" w:uiPriority="64" w:semiHidden="0" w:unhideWhenUsed="0"/>
+    <w:lsdException w:name="Medium List 1" w:uiPriority="65" w:semiHidden="0" w:unhideWhenUsed="0"/>
+    <w:lsdException w:name="Medium List 2" w:uiPriority="66" w:semiHidden="0" w:unhideWhenUsed="0"/>
+    <w:lsdException w:name="Medium Grid 1" w:uiPriority="67" w:semiHidden="0" w:unhideWhenUsed="0"/>
+    <w:lsdException w:name="Medium Grid 2" w:uiPriority="68" w:semiHidden="0" w:unhideWhenUsed="0"/>
+    <w:lsdException w:name="Medium Grid 3" w:uiPriority="69" w:semiHidden="0" w:unhideWhenUsed="0"/>
+    <w:lsdException w:name="Dark List" w:uiPriority="70" w:semiHidden="0" w:unhideWhenUsed="0"/>
+    <w:lsdException w:name="Colorful Shading" w:uiPriority="71" w:semiHidden="0" w:unhideWhenUsed="0"/>
+    <w:lsdException w:name="Colorful List" w:uiPriority="72" w:semiHidden="0" w:unhideWhenUsed="0"/>
+    <w:lsdException w:name="Colorful Grid" w:uiPriority="73" w:semiHidden="0" w:unhideWhenUsed="0"/>
+    <w:lsdException w:name="Light Shading Accent 1" w:uiPriority="60" w:semiHidden="0" w:unhideWhenUsed="0"/>
+    <w:lsdException w:name="Light List Accent 1" w:uiPriority="61" w:semiHidden="0" w:unhideWhenUsed="0"/>
+    <w:lsdException w:name="Light Grid Accent 1" w:uiPriority="62" w:semiHidden="0" w:unhideWhenUsed="0"/>
+    <w:lsdException w:name="Medium Shading 1 Accent 1" w:uiPriority="63" w:semiHidden="0" w:unhideWhenUsed="0"/>
+    <w:lsdException w:name="Medium Shading 2 Accent 1" w:uiPriority="64" w:semiHidden="0" w:unhideWhenUsed="0"/>
+    <w:lsdException w:name="Medium List 1 Accent 1" w:uiPriority="65" w:semiHidden="0" w:unhideWhenUsed="0"/>
+    <w:lsdException w:name="List Paragraph" w:uiPriority="0" w:semiHidden="0" w:unhideWhenUsed="0" w:qFormat="1"/>
+    <w:lsdException w:name="Medium List 2 Accent 1" w:uiPriority="66" w:semiHidden="0" w:unhideWhenUsed="0"/>
+    <w:lsdException w:name="Medium Grid 1 Accent 1" w:uiPriority="67" w:semiHidden="0" w:unhideWhenUsed="0"/>
+    <w:lsdException w:name="Medium Grid 2 Accent 1" w:uiPriority="68" w:semiHidden="0" w:unhideWhenUsed="0"/>
+    <w:lsdException w:name="Medium Grid 3 Accent 1" w:uiPriority="69" w:semiHidden="0" w:unhideWhenUsed="0"/>
+    <w:lsdException w:name="Dark List Accent 1" w:uiPriority="70" w:semiHidden="0" w:unhideWhenUsed="0"/>
+    <w:lsdException w:name="Colorful Shading Accent 1" w:uiPriority="71" w:semiHidden="0" w:unhideWhenUsed="0"/>
+    <w:lsdException w:name="Colorful List Accent 1" w:uiPriority="72" w:semiHidden="0" w:unhideWhenUsed="0"/>
+    <w:lsdException w:name="Colorful Grid Accent 1" w:uiPriority="73" w:semiHidden="0" w:unhideWhenUsed="0"/>
+    <w:lsdException w:name="Light Shading Accent 2" w:uiPriority="60" w:semiHidden="0" w:unhideWhenUsed="0"/>
+    <w:lsdException w:name="Light List Accent 2" w:uiPriority="61" w:semiHidden="0" w:unhideWhenUsed="0"/>
+    <w:lsdException w:name="Light Grid Accent 2" w:uiPriority="62" w:semiHidden="0" w:unhideWhenUsed="0"/>
+    <w:lsdException w:name="Medium Shading 1 Accent 2" w:uiPriority="63" w:semiHidden="0" w:unhideWhenUsed="0"/>
+    <w:lsdException w:name="Medium Shading 2 Accent 2" w:uiPriority="64" w:semiHidden="0" w:unhideWhenUsed="0"/>
+    <w:lsdException w:name="Medium List 1 Accent 2" w:uiPriority="65" w:semiHidden="0" w:unhideWhenUsed="0"/>
+    <w:lsdException w:name="Medium List 2 Accent 2" w:uiPriority="66" w:semiHidden="0" w:unhideWhenUsed="0"/>
+    <w:lsdException w:name="Medium Grid 1 Accent 2" w:uiPriority="67" w:semiHidden="0" w:unhideWhenUsed="0"/>
+    <w:lsdException w:name="Medium Grid 2 Accent 2" w:uiPriority="68" w:semiHidden="0" w:unhideWhenUsed="0"/>
+    <w:lsdException w:name="Medium Grid 3 Accent 2" w:uiPriority="69" w:semiHidden="0" w:unhideWhenUsed="0"/>
+    <w:lsdException w:name="Dark List Accent 2" w:uiPriority="70" w:semiHidden="0" w:unhideWhenUsed="0"/>
+    <w:lsdException w:name="Colorful Shading Accent 2" w:uiPriority="71" w:semiHidden="0" w:unhideWhenUsed="0"/>
+    <w:lsdException w:name="Colorful List Accent 2" w:uiPriority="72" w:semiHidden="0" w:unhideWhenUsed="0"/>
+    <w:lsdException w:name="Colorful Grid Accent 2" w:uiPriority="73" w:semiHidden="0" w:unhideWhenUsed="0"/>
+    <w:lsdException w:name="Light Shading Accent 3" w:uiPriority="60" w:semiHidden="0" w:unhideWhenUsed="0"/>
+    <w:lsdException w:name="Light List Accent 3" w:uiPriority="61" w:semiHidden="0" w:unhideWhenUsed="0"/>
+    <w:lsdException w:name="Light Grid Accent 3" w:uiPriority="62" w:semiHidden="0" w:unhideWhenUsed="0"/>
+    <w:lsdException w:name="Medium Shading 1 Accent 3" w:uiPriority="63" w:semiHidden="0" w:unhideWhenUsed="0"/>
+    <w:lsdException w:name="Medium Shading 2 Accent 3" w:uiPriority="64" w:semiHidden="0" w:unhideWhenUsed="0"/>
+    <w:lsdException w:name="Medium List 1 Accent 3" w:uiPriority="65" w:semiHidden="0" w:unhideWhenUsed="0"/>
+    <w:lsdException w:name="Medium List 2 Accent 3" w:uiPriority="66" w:semiHidden="0" w:unhideWhenUsed="0"/>
+    <w:lsdException w:name="Medium Grid 1 Accent 3" w:uiPriority="67" w:semiHidden="0" w:unhideWhenUsed="0"/>
+    <w:lsdException w:name="Medium Grid 2 Accent 3" w:uiPriority="68" w:semiHidden="0" w:unhideWhenUsed="0"/>
+    <w:lsdException w:name="Medium Grid 3 Accent 3" w:uiPriority="69" w:semiHidden="0" w:unhideWhenUsed="0"/>
+    <w:lsdException w:name="Dark List Accent 3" w:uiPriority="70" w:semiHidden="0" w:unhideWhenUsed="0"/>
+    <w:lsdException w:name="Colorful Shading Accent 3" w:uiPriority="71" w:semiHidden="0" w:unhideWhenUsed="0"/>
+    <w:lsdException w:name="Colorful List Accent 3" w:uiPriority="72" w:semiHidden="0" w:unhideWhenUsed="0"/>
+    <w:lsdException w:name="Colorful Grid Accent 3" w:uiPriority="73" w:semiHidden="0" w:unhideWhenUsed="0"/>
+    <w:lsdException w:name="Light Shading Accent 4" w:uiPriority="60" w:semiHidden="0" w:unhideWhenUsed="0"/>
+    <w:lsdException w:name="Light List Accent 4" w:uiPriority="61" w:semiHidden="0" w:unhideWhenUsed="0"/>
+    <w:lsdException w:name="Light Grid Accent 4" w:uiPriority="62" w:semiHidden="0" w:unhideWhenUsed="0"/>
+    <w:lsdException w:name="Medium Shading 1 Accent 4" w:uiPriority="63" w:semiHidden="0" w:unhideWhenUsed="0"/>
+    <w:lsdException w:name="Medium Shading 2 Accent 4" w:uiPriority="64" w:semiHidden="0" w:unhideWhenUsed="0"/>
+    <w:lsdException w:name="Medium List 1 Accent 4" w:uiPriority="65" w:semiHidden="0" w:unhideWhenUsed="0"/>
+    <w:lsdException w:name="Medium List 2 Accent 4" w:uiPriority="66" w:semiHidden="0" w:unhideWhenUsed="0"/>
+    <w:lsdException w:name="Medium Grid 1 Accent 4" w:uiPriority="67" w:semiHidden="0" w:unhideWhenUsed="0"/>
+    <w:lsdException w:name="Medium Grid 2 Accent 4" w:uiPriority="68" w:semiHidden="0" w:unhideWhenUsed="0"/>
+    <w:lsdException w:name="Medium Grid 3 Accent 4" w:uiPriority="69" w:semiHidden="0" w:unhideWhenUsed="0"/>
+    <w:lsdException w:name="Dark List Accent 4" w:uiPriority="70" w:semiHidden="0" w:unhideWhenUsed="0"/>
+    <w:lsdException w:name="Colorful Shading Accent 4" w:uiPriority="71" w:semiHidden="0" w:unhideWhenUsed="0"/>
+    <w:lsdException w:name="Colorful List Accent 4" w:uiPriority="72" w:semiHidden="0" w:unhideWhenUsed="0"/>
+    <w:lsdException w:name="Colorful Grid Accent 4" w:uiPriority="73" w:semiHidden="0" w:unhideWhenUsed="0"/>
+    <w:lsdException w:name="Light Shading Accent 5" w:uiPriority="60" w:semiHidden="0" w:unhideWhenUsed="0"/>
+    <w:lsdException w:name="Light List Accent 5" w:uiPriority="61" w:semiHidden="0" w:unhideWhenUsed="0"/>
+    <w:lsdException w:name="Light Grid Accent 5" w:uiPriority="62" w:semiHidden="0" w:unhideWhenUsed="0"/>
+    <w:lsdException w:name="Medium Shading 1 Accent 5" w:uiPriority="63" w:semiHidden="0" w:unhideWhenUsed="0"/>
+    <w:lsdException w:name="Medium Shading 2 Accent 5" w:uiPriority="64" w:semiHidden="0" w:unhideWhenUsed="0"/>
+    <w:lsdException w:name="Medium List 1 Accent 5" w:uiPriority="65" w:semiHidden="0" w:unhideWhenUsed="0"/>
+    <w:lsdException w:name="Medium List 2 Accent 5" w:uiPriority="66" w:semiHidden="0" w:unhideWhenUsed="0"/>
+    <w:lsdException w:name="Medium Grid 1 Accent 5" w:uiPriority="67" w:semiHidden="0" w:unhideWhenUsed="0"/>
+    <w:lsdException w:name="Medium Grid 2 Accent 5" w:uiPriority="68" w:semiHidden="0" w:unhideWhenUsed="0"/>
+    <w:lsdException w:name="Medium Grid 3 Accent 5" w:uiPriority="69" w:semiHidden="0" w:unhideWhenUsed="0"/>
+    <w:lsdException w:name="Dark List Accent 5" w:uiPriority="70" w:semiHidden="0" w:unhideWhenUsed="0"/>
+    <w:lsdException w:name="Colorful Shading Accent 5" w:uiPriority="71" w:semiHidden="0" w:unhideWhenUsed="0"/>
+    <w:lsdException w:name="Colorful List Accent 5" w:uiPriority="72" w:semiHidden="0" w:unhideWhenUsed="0"/>
+    <w:lsdException w:name="Colorful Grid Accent 5" w:uiPriority="73" w:semiHidden="0" w:unhideWhenUsed="0"/>
+    <w:lsdException w:name="Light Shading Accent 6" w:uiPriority="60" w:semiHidden="0" w:unhideWhenUsed="0"/>
+    <w:lsdException w:name="Light List Accent 6" w:uiPriority="61" w:semiHidden="0" w:unhideWhenUsed="0"/>
+    <w:lsdException w:name="Light Grid Accent 6" w:uiPriority="62" w:semiHidden="0" w:unhideWhenUsed="0"/>
+    <w:lsdException w:name="Medium Shading 1 Accent 6" w:uiPriority="63" w:semiHidden="0" w:unhideWhenUsed="0"/>
+    <w:lsdException w:name="Medium Shading 2 Accent 6" w:uiPriority="64" w:semiHidden="0" w:unhideWhenUsed="0"/>
+    <w:lsdException w:name="Medium List 1 Accent 6" w:uiPriority="65" w:semiHidden="0" w:unhideWhenUsed="0"/>
+    <w:lsdException w:name="Medium List 2 Accent 6" w:uiPriority="66" w:semiHidden="0" w:unhideWhenUsed="0"/>
+    <w:lsdException w:name="Medium Grid 1 Accent 6" w:uiPriority="67" w:semiHidden="0" w:unhideWhenUsed="0"/>
+    <w:lsdException w:name="Medium Grid 2 Accent 6" w:uiPriority="68" w:semiHidden="0" w:unhideWhenUsed="0"/>
+    <w:lsdException w:name="Medium Grid 3 Accent 6" w:uiPriority="69" w:semiHidden="0" w:unhideWhenUsed="0"/>
+    <w:lsdException w:name="Dark List Accent 6" w:uiPriority="70" w:semiHidden="0" w:unhideWhenUsed="0"/>
+    <w:lsdException w:name="Colorful Shading Accent 6" w:uiPriority="71" w:semiHidden="0" w:unhideWhenUsed="0"/>
+    <w:lsdException w:name="Colorful List Accent 6" w:uiPriority="72" w:semiHidden="0" w:unhideWhenUsed="0"/>
+    <w:lsdException w:name="Colorful Grid Accent 6" w:uiPriority="73" w:semiHidden="0" w:unhideWhenUsed="0"/>
   </w:latentStyles>
-  <w:style w:type="paragraph" w:default="1" w:styleId="1">
+  <w:style w:type="paragraph" w:styleId="1" w:default="1">
     <w:name w:val="Normal"/>
     <w:qFormat/>
     <w:uiPriority w:val="0"/>
@@ -2642,13 +2646,13 @@
       <w:sz w:val="32"/>
     </w:rPr>
   </w:style>
-  <w:style w:type="character" w:default="1" w:styleId="4">
+  <w:style w:type="character" w:styleId="4" w:default="1">
     <w:name w:val="Default Paragraph Font"/>
     <w:semiHidden/>
     <w:qFormat/>
     <w:uiPriority w:val="0"/>
   </w:style>
-  <w:style w:type="table" w:default="1" w:styleId="5">
+  <w:style w:type="table" w:styleId="5" w:default="1">
     <w:name w:val="Normal Table"/>
     <w:semiHidden/>
     <w:qFormat/>
@@ -2732,12 +2736,12 @@
       <w:rFonts w:cs="MiSans Medium"/>
     </w:rPr>
   </w:style>
-  <w:style w:type="character" w:customStyle="1" w:styleId="11">
+  <w:style w:type="character" w:styleId="11" w:customStyle="1">
     <w:name w:val="默认段落字体"/>
     <w:qFormat/>
     <w:uiPriority w:val="0"/>
   </w:style>
-  <w:style w:type="character" w:customStyle="1" w:styleId="12">
+  <w:style w:type="character" w:styleId="12" w:customStyle="1">
     <w:name w:val="页眉 Char"/>
     <w:basedOn w:val="11"/>
     <w:qFormat/>
@@ -2748,7 +2752,7 @@
       <w:szCs w:val="24"/>
     </w:rPr>
   </w:style>
-  <w:style w:type="character" w:customStyle="1" w:styleId="13">
+  <w:style w:type="character" w:styleId="13" w:customStyle="1">
     <w:name w:val="批注框文本 Char"/>
     <w:basedOn w:val="11"/>
     <w:qFormat/>
@@ -2759,7 +2763,7 @@
       <w:szCs w:val="18"/>
     </w:rPr>
   </w:style>
-  <w:style w:type="paragraph" w:customStyle="1" w:styleId="14">
+  <w:style w:type="paragraph" w:styleId="14" w:customStyle="1">
     <w:name w:val="Heading"/>
     <w:basedOn w:val="1"/>
     <w:next w:val="6"/>
@@ -2775,7 +2779,7 @@
       <w:szCs w:val="28"/>
     </w:rPr>
   </w:style>
-  <w:style w:type="paragraph" w:customStyle="1" w:styleId="15">
+  <w:style w:type="paragraph" w:styleId="15" w:customStyle="1">
     <w:name w:val="Index"/>
     <w:basedOn w:val="1"/>
     <w:qFormat/>
@@ -2796,7 +2800,7 @@
       <w:ind w:left="0" w:leftChars="0" w:right="0" w:rightChars="0" w:firstLineChars="200"/>
     </w:pPr>
   </w:style>
-  <w:style w:type="paragraph" w:customStyle="1" w:styleId="17">
+  <w:style w:type="paragraph" w:styleId="17" w:customStyle="1">
     <w:name w:val="Header and Footer"/>
     <w:basedOn w:val="1"/>
     <w:qFormat/>
@@ -2809,7 +2813,7 @@
       </w:tabs>
     </w:pPr>
   </w:style>
-  <w:style w:type="paragraph" w:customStyle="1" w:styleId="18">
+  <w:style w:type="paragraph" w:styleId="18" w:customStyle="1">
     <w:name w:val="批注框文本"/>
     <w:basedOn w:val="1"/>
     <w:qFormat/>
@@ -2819,7 +2823,7 @@
       <w:szCs w:val="18"/>
     </w:rPr>
   </w:style>
-  <w:style w:type="paragraph" w:customStyle="1" w:styleId="19">
+  <w:style w:type="paragraph" w:styleId="19" w:customStyle="1">
     <w:name w:val="Table Contents"/>
     <w:basedOn w:val="1"/>
     <w:qFormat/>
@@ -2829,7 +2833,7 @@
       <w:suppressLineNumbers/>
     </w:pPr>
   </w:style>
-  <w:style w:type="paragraph" w:customStyle="1" w:styleId="20">
+  <w:style w:type="paragraph" w:styleId="20" w:customStyle="1">
     <w:name w:val="Table Heading"/>
     <w:basedOn w:val="19"/>
     <w:qFormat/>
@@ -2843,7 +2847,7 @@
       <w:bCs/>
     </w:rPr>
   </w:style>
-  <w:style w:type="paragraph" w:customStyle="1" w:styleId="21">
+  <w:style w:type="paragraph" w:styleId="21" w:customStyle="1">
     <w:name w:val="Frame Contents"/>
     <w:basedOn w:val="1"/>
     <w:qFormat/>
